--- a/考试/考试回忆.docx
+++ b/考试/考试回忆.docx
@@ -7,48 +7,44 @@
         <w:rPr>
           <w:rFonts w:hint="eastAsia"/>
         </w:rPr>
-        <w:t>估计分数：</w:t>
-      </w:r>
-      <w:r>
-        <w:rPr>
-          <w:rFonts w:hint="eastAsia"/>
-        </w:rPr>
-        <w:t>&gt;9</w:t>
-      </w:r>
-      <w:r>
-        <w:t>0</w:t>
+        <w:t>一、概念解释：自信息、熵、互信息、信道疑义度。</w:t>
       </w:r>
     </w:p>
     <w:p>
-      <w:pPr>
-        <w:rPr>
-          <w:rFonts w:hint="eastAsia"/>
-        </w:rPr>
-      </w:pPr>
+      <w:r>
+        <w:rPr>
+          <w:rFonts w:hint="eastAsia"/>
+        </w:rPr>
+        <w:t>二、</w:t>
+      </w:r>
     </w:p>
     <w:p>
-      <w:pPr>
-        <w:rPr>
-          <w:rFonts w:hint="eastAsia"/>
-        </w:rPr>
-      </w:pPr>
-      <w:r>
-        <w:rPr>
-          <w:rFonts w:hint="eastAsia"/>
-        </w:rPr>
-        <w:t>一、</w:t>
-      </w:r>
-      <w:r>
-        <w:rPr>
-          <w:rFonts w:hint="eastAsia"/>
-        </w:rPr>
-        <w:t>概念解释</w:t>
-      </w:r>
-      <w:r>
-        <w:rPr>
-          <w:rFonts w:hint="eastAsia"/>
-        </w:rPr>
-        <w:t>：自信息、熵、互信息、信道疑义度。</w:t>
+      <w:r>
+        <w:rPr>
+          <w:rFonts w:hint="eastAsia"/>
+        </w:rPr>
+        <w:t>1</w:t>
+      </w:r>
+      <w:r>
+        <w:t>.512*512</w:t>
+      </w:r>
+      <w:r>
+        <w:rPr>
+          <w:rFonts w:hint="eastAsia"/>
+        </w:rPr>
+        <w:t>屏幕，每个格点</w:t>
+      </w:r>
+      <w:r>
+        <w:rPr>
+          <w:rFonts w:hint="eastAsia"/>
+        </w:rPr>
+        <w:t>8</w:t>
+      </w:r>
+      <w:r>
+        <w:rPr>
+          <w:rFonts w:hint="eastAsia"/>
+        </w:rPr>
+        <w:t>个灰度等级，每个格点独立</w:t>
       </w:r>
     </w:p>
     <w:p>
@@ -56,7 +52,19 @@
         <w:rPr>
           <w:rFonts w:hint="eastAsia"/>
         </w:rPr>
-        <w:t>二、</w:t>
+        <w:t>（</w:t>
+      </w:r>
+      <w:r>
+        <w:rPr>
+          <w:rFonts w:hint="eastAsia"/>
+        </w:rPr>
+        <w:t>1</w:t>
+      </w:r>
+      <w:r>
+        <w:rPr>
+          <w:rFonts w:hint="eastAsia"/>
+        </w:rPr>
+        <w:t>）一个画面的信息量</w:t>
       </w:r>
     </w:p>
     <w:p>
@@ -64,223 +72,157 @@
         <w:rPr>
           <w:rFonts w:hint="eastAsia"/>
         </w:rPr>
+        <w:t>（</w:t>
+      </w:r>
+      <w:r>
+        <w:rPr>
+          <w:rFonts w:hint="eastAsia"/>
+        </w:rPr>
+        <w:t>2</w:t>
+      </w:r>
+      <w:r>
+        <w:rPr>
+          <w:rFonts w:hint="eastAsia"/>
+        </w:rPr>
+        <w:t>）从</w:t>
+      </w:r>
+      <w:r>
+        <w:rPr>
+          <w:rFonts w:hint="eastAsia"/>
+        </w:rPr>
+        <w:t>8</w:t>
+      </w:r>
+      <w:r>
+        <w:t>192</w:t>
+      </w:r>
+      <w:r>
+        <w:rPr>
+          <w:rFonts w:hint="eastAsia"/>
+        </w:rPr>
+        <w:t>个汉字（汉字独立等概分布）中选</w:t>
+      </w:r>
+      <w:r>
+        <w:rPr>
+          <w:rFonts w:hint="eastAsia"/>
+        </w:rPr>
         <w:t>1</w:t>
       </w:r>
       <w:r>
-        <w:t>.512*512</w:t>
-      </w:r>
-      <w:r>
-        <w:rPr>
-          <w:rFonts w:hint="eastAsia"/>
-        </w:rPr>
-        <w:t>屏幕，每个格点</w:t>
-      </w:r>
-      <w:r>
-        <w:rPr>
-          <w:rFonts w:hint="eastAsia"/>
-        </w:rPr>
-        <w:t>8</w:t>
-      </w:r>
-      <w:r>
-        <w:rPr>
-          <w:rFonts w:hint="eastAsia"/>
-        </w:rPr>
-        <w:t>个灰度等级，每个格点独立</w:t>
+        <w:t>024</w:t>
+      </w:r>
+      <w:r>
+        <w:rPr>
+          <w:rFonts w:hint="eastAsia"/>
+        </w:rPr>
+        <w:t>个表述画面，求</w:t>
+      </w:r>
+      <w:r>
+        <w:rPr>
+          <w:rFonts w:hint="eastAsia"/>
+        </w:rPr>
+        <w:t>1</w:t>
+      </w:r>
+      <w:r>
+        <w:t>024</w:t>
+      </w:r>
+      <w:r>
+        <w:rPr>
+          <w:rFonts w:hint="eastAsia"/>
+        </w:rPr>
+        <w:t>汉字的</w:t>
+      </w:r>
+      <w:r>
+        <w:rPr>
+          <w:rFonts w:hint="eastAsia"/>
+        </w:rPr>
+        <w:t>信息量</w:t>
       </w:r>
     </w:p>
+    <w:p/>
     <w:p>
       <w:r>
         <w:rPr>
           <w:rFonts w:hint="eastAsia"/>
         </w:rPr>
-        <w:t>（</w:t>
-      </w:r>
-      <w:r>
-        <w:rPr>
-          <w:rFonts w:hint="eastAsia"/>
-        </w:rPr>
-        <w:t>1</w:t>
-      </w:r>
-      <w:r>
-        <w:rPr>
-          <w:rFonts w:hint="eastAsia"/>
-        </w:rPr>
-        <w:t>）一个画面的信息量</w:t>
+        <w:t>2</w:t>
+      </w:r>
+      <w:r>
+        <w:t>.</w:t>
+      </w:r>
+      <w:r>
+        <w:rPr>
+          <w:rFonts w:hint="eastAsia"/>
+        </w:rPr>
+        <w:t>一个信源，无论什么时候，前一个符号是什么，均有</w:t>
+      </w:r>
+      <w:r>
+        <w:rPr>
+          <w:rFonts w:hint="eastAsia"/>
+        </w:rPr>
+        <w:t>p</w:t>
+      </w:r>
+      <w:r>
+        <w:t>(0) = 0.8,p(1)=0.2</w:t>
+      </w:r>
+      <w:r>
+        <w:rPr>
+          <w:rFonts w:hint="eastAsia"/>
+        </w:rPr>
+        <w:t>，问是否平稳，熵是多少，条件熵</w:t>
+      </w:r>
+      <w:r>
+        <w:rPr>
+          <w:rFonts w:hint="eastAsia"/>
+        </w:rPr>
+        <w:t>H</w:t>
+      </w:r>
+      <w:r>
+        <w:t>(X3|X1</w:t>
+      </w:r>
+      <w:r>
+        <w:t>X</w:t>
+      </w:r>
+      <w:r>
+        <w:t>2)</w:t>
+      </w:r>
+      <w:r>
+        <w:rPr>
+          <w:rFonts w:hint="eastAsia"/>
+        </w:rPr>
+        <w:t>是多少，二阶扩展</w:t>
+      </w:r>
+      <w:r>
+        <w:rPr>
+          <w:rFonts w:hint="eastAsia"/>
+        </w:rPr>
+        <w:t>X</w:t>
+      </w:r>
+      <w:r>
+        <w:t>^2</w:t>
+      </w:r>
+      <w:r>
+        <w:rPr>
+          <w:rFonts w:hint="eastAsia"/>
+        </w:rPr>
+        <w:t>熵是多少，极限熵</w:t>
+      </w:r>
+      <w:r>
+        <w:rPr>
+          <w:rFonts w:hint="eastAsia"/>
+        </w:rPr>
+        <w:t>H</w:t>
+      </w:r>
+      <w:r>
+        <w:t>(X)</w:t>
+      </w:r>
+      <w:r>
+        <w:rPr>
+          <w:rFonts w:hint="eastAsia"/>
+        </w:rPr>
+        <w:t>是多少</w:t>
       </w:r>
     </w:p>
-    <w:p>
-      <w:pPr>
-        <w:rPr>
-          <w:rFonts w:hint="eastAsia"/>
-        </w:rPr>
-      </w:pPr>
-      <w:r>
-        <w:rPr>
-          <w:rFonts w:hint="eastAsia"/>
-        </w:rPr>
-        <w:t>（</w:t>
-      </w:r>
-      <w:r>
-        <w:rPr>
-          <w:rFonts w:hint="eastAsia"/>
-        </w:rPr>
-        <w:t>2</w:t>
-      </w:r>
-      <w:r>
-        <w:rPr>
-          <w:rFonts w:hint="eastAsia"/>
-        </w:rPr>
-        <w:t>）从</w:t>
-      </w:r>
-      <w:r>
-        <w:rPr>
-          <w:rFonts w:hint="eastAsia"/>
-        </w:rPr>
-        <w:t>8</w:t>
-      </w:r>
-      <w:r>
-        <w:t>192</w:t>
-      </w:r>
-      <w:r>
-        <w:rPr>
-          <w:rFonts w:hint="eastAsia"/>
-        </w:rPr>
-        <w:t>个汉字（汉字独立等概分布）中选</w:t>
-      </w:r>
-      <w:r>
-        <w:rPr>
-          <w:rFonts w:hint="eastAsia"/>
-        </w:rPr>
-        <w:t>1</w:t>
-      </w:r>
-      <w:r>
-        <w:t>024</w:t>
-      </w:r>
-      <w:r>
-        <w:rPr>
-          <w:rFonts w:hint="eastAsia"/>
-        </w:rPr>
-        <w:t>个表述画面，求</w:t>
-      </w:r>
-      <w:r>
-        <w:rPr>
-          <w:rFonts w:hint="eastAsia"/>
-        </w:rPr>
-        <w:t>1</w:t>
-      </w:r>
-      <w:r>
-        <w:t>024</w:t>
-      </w:r>
-      <w:r>
-        <w:rPr>
-          <w:rFonts w:hint="eastAsia"/>
-        </w:rPr>
-        <w:t>汉字的</w:t>
-      </w:r>
-      <w:r>
-        <w:rPr>
-          <w:rFonts w:hint="eastAsia"/>
-        </w:rPr>
-        <w:t>信息量</w:t>
-      </w:r>
-    </w:p>
-    <w:p>
-      <w:pPr>
-        <w:rPr>
-          <w:rFonts w:hint="eastAsia"/>
-        </w:rPr>
-      </w:pPr>
-    </w:p>
-    <w:p>
-      <w:r>
-        <w:rPr>
-          <w:rFonts w:hint="eastAsia"/>
-        </w:rPr>
-        <w:t>2</w:t>
-      </w:r>
-      <w:r>
-        <w:t>.</w:t>
-      </w:r>
-      <w:r>
-        <w:rPr>
-          <w:rFonts w:hint="eastAsia"/>
-        </w:rPr>
-        <w:t>一个信源，无论什么时候，前一个符号是什么，均有</w:t>
-      </w:r>
-      <w:r>
-        <w:rPr>
-          <w:rFonts w:hint="eastAsia"/>
-        </w:rPr>
-        <w:t>p</w:t>
-      </w:r>
-      <w:r>
-        <w:t>(0) = 0.8,p(1)=0.2</w:t>
-      </w:r>
-      <w:r>
-        <w:rPr>
-          <w:rFonts w:hint="eastAsia"/>
-        </w:rPr>
-        <w:t>，问是否平稳，熵是多少，条件熵</w:t>
-      </w:r>
-      <w:r>
-        <w:rPr>
-          <w:rFonts w:hint="eastAsia"/>
-        </w:rPr>
-        <w:t>H</w:t>
-      </w:r>
-      <w:r>
-        <w:t>(X3|X1</w:t>
-      </w:r>
-      <w:r>
-        <w:t>X</w:t>
-      </w:r>
-      <w:r>
-        <w:t>2)</w:t>
-      </w:r>
-      <w:r>
-        <w:rPr>
-          <w:rFonts w:hint="eastAsia"/>
-        </w:rPr>
-        <w:t>是多少，二阶扩展</w:t>
-      </w:r>
-      <w:r>
-        <w:rPr>
-          <w:rFonts w:hint="eastAsia"/>
-        </w:rPr>
-        <w:t>X</w:t>
-      </w:r>
-      <w:r>
-        <w:t>^2</w:t>
-      </w:r>
-      <w:r>
-        <w:rPr>
-          <w:rFonts w:hint="eastAsia"/>
-        </w:rPr>
-        <w:t>熵是多少，极限熵</w:t>
-      </w:r>
-      <w:r>
-        <w:rPr>
-          <w:rFonts w:hint="eastAsia"/>
-        </w:rPr>
-        <w:t>H</w:t>
-      </w:r>
-      <w:r>
-        <w:t>(X)</w:t>
-      </w:r>
-      <w:r>
-        <w:rPr>
-          <w:rFonts w:hint="eastAsia"/>
-        </w:rPr>
-        <w:t>是多少</w:t>
-      </w:r>
-    </w:p>
-    <w:p>
-      <w:pPr>
-        <w:rPr>
-          <w:rFonts w:hint="eastAsia"/>
-        </w:rPr>
-      </w:pPr>
-    </w:p>
+    <w:p/>
     <w:p>
       <w:r>
         <w:rPr>
@@ -338,11 +280,6 @@
             <w:tcW w:w="4148" w:type="dxa"/>
           </w:tcPr>
           <w:p>
-            <w:pPr>
-              <w:rPr>
-                <w:rFonts w:hint="eastAsia"/>
-              </w:rPr>
-            </w:pPr>
             <w:r>
               <w:rPr>
                 <w:rFonts w:hint="eastAsia"/>
@@ -359,11 +296,6 @@
             <w:tcW w:w="4148" w:type="dxa"/>
           </w:tcPr>
           <w:p>
-            <w:pPr>
-              <w:rPr>
-                <w:rFonts w:hint="eastAsia"/>
-              </w:rPr>
-            </w:pPr>
             <w:r>
               <w:rPr>
                 <w:rFonts w:hint="eastAsia"/>
@@ -382,11 +314,6 @@
             <w:tcW w:w="4148" w:type="dxa"/>
           </w:tcPr>
           <w:p>
-            <w:pPr>
-              <w:rPr>
-                <w:rFonts w:hint="eastAsia"/>
-              </w:rPr>
-            </w:pPr>
             <w:r>
               <w:rPr>
                 <w:rFonts w:hint="eastAsia"/>
@@ -403,11 +330,6 @@
             <w:tcW w:w="4148" w:type="dxa"/>
           </w:tcPr>
           <w:p>
-            <w:pPr>
-              <w:rPr>
-                <w:rFonts w:hint="eastAsia"/>
-              </w:rPr>
-            </w:pPr>
             <w:r>
               <w:rPr>
                 <w:rFonts w:hint="eastAsia"/>
@@ -465,115 +387,98 @@
         <w:t>熵，信道疑义度，噪声熵，互信息</w:t>
       </w:r>
     </w:p>
+    <w:p/>
     <w:p>
-      <w:pPr>
-        <w:rPr>
-          <w:rFonts w:hint="eastAsia"/>
-        </w:rPr>
-      </w:pPr>
+      <w:r>
+        <w:t>4</w:t>
+      </w:r>
+      <w:r>
+        <w:rPr>
+          <w:rFonts w:hint="eastAsia"/>
+        </w:rPr>
+        <w:t>.</w:t>
+      </w:r>
+      <w:r>
+        <w:rPr>
+          <w:rFonts w:hint="eastAsia"/>
+        </w:rPr>
+        <w:t>信源分布</w:t>
+      </w:r>
+      <w:r>
+        <w:rPr>
+          <w:rFonts w:hint="eastAsia"/>
+        </w:rPr>
+        <w:t xml:space="preserve"> </w:t>
+      </w:r>
+      <w:r>
+        <w:t>0.3</w:t>
+      </w:r>
+      <w:r>
+        <w:rPr>
+          <w:rFonts w:hint="eastAsia"/>
+        </w:rPr>
+        <w:t>,</w:t>
+      </w:r>
+      <w:r>
+        <w:t>0.25</w:t>
+      </w:r>
+      <w:r>
+        <w:rPr>
+          <w:rFonts w:hint="eastAsia"/>
+        </w:rPr>
+        <w:t>,</w:t>
+      </w:r>
+      <w:r>
+        <w:t>0.2</w:t>
+      </w:r>
+      <w:r>
+        <w:rPr>
+          <w:rFonts w:hint="eastAsia"/>
+        </w:rPr>
+        <w:t>,</w:t>
+      </w:r>
+      <w:r>
+        <w:t>0.15</w:t>
+      </w:r>
+      <w:r>
+        <w:rPr>
+          <w:rFonts w:hint="eastAsia"/>
+        </w:rPr>
+        <w:t>,</w:t>
+      </w:r>
+      <w:r>
+        <w:t>0.05</w:t>
+      </w:r>
+      <w:r>
+        <w:rPr>
+          <w:rFonts w:hint="eastAsia"/>
+        </w:rPr>
+        <w:t>,</w:t>
+      </w:r>
+      <w:r>
+        <w:t>0.05</w:t>
+      </w:r>
+      <w:r>
+        <w:rPr>
+          <w:rFonts w:hint="eastAsia"/>
+        </w:rPr>
+        <w:t>，分别编费诺码、香农码、</w:t>
+      </w:r>
+      <w:r>
+        <w:rPr>
+          <w:rFonts w:hint="eastAsia"/>
+        </w:rPr>
+        <w:t>huffman</w:t>
+      </w:r>
+      <w:r>
+        <w:rPr>
+          <w:rFonts w:hint="eastAsia"/>
+        </w:rPr>
+        <w:t>码，求平均码长和编码效率</w:t>
+      </w:r>
     </w:p>
+    <w:p/>
     <w:p>
-      <w:r>
-        <w:t>4</w:t>
-      </w:r>
-      <w:r>
-        <w:rPr>
-          <w:rFonts w:hint="eastAsia"/>
-        </w:rPr>
-        <w:t>.</w:t>
-      </w:r>
-      <w:r>
-        <w:rPr>
-          <w:rFonts w:hint="eastAsia"/>
-        </w:rPr>
-        <w:t>信源分布</w:t>
-      </w:r>
-      <w:r>
-        <w:rPr>
-          <w:rFonts w:hint="eastAsia"/>
-        </w:rPr>
-        <w:t xml:space="preserve"> </w:t>
-      </w:r>
-      <w:r>
-        <w:t>0.3</w:t>
-      </w:r>
-      <w:r>
-        <w:rPr>
-          <w:rFonts w:hint="eastAsia"/>
-        </w:rPr>
-        <w:t>,</w:t>
-      </w:r>
-      <w:r>
-        <w:t>0.25</w:t>
-      </w:r>
-      <w:r>
-        <w:rPr>
-          <w:rFonts w:hint="eastAsia"/>
-        </w:rPr>
-        <w:t>,</w:t>
-      </w:r>
-      <w:r>
-        <w:t>0.2</w:t>
-      </w:r>
-      <w:r>
-        <w:rPr>
-          <w:rFonts w:hint="eastAsia"/>
-        </w:rPr>
-        <w:t>,</w:t>
-      </w:r>
-      <w:r>
-        <w:t>0.15</w:t>
-      </w:r>
-      <w:r>
-        <w:rPr>
-          <w:rFonts w:hint="eastAsia"/>
-        </w:rPr>
-        <w:t>,</w:t>
-      </w:r>
-      <w:r>
-        <w:t>0.05</w:t>
-      </w:r>
-      <w:r>
-        <w:rPr>
-          <w:rFonts w:hint="eastAsia"/>
-        </w:rPr>
-        <w:t>,</w:t>
-      </w:r>
-      <w:r>
-        <w:t>0.05</w:t>
-      </w:r>
-      <w:r>
-        <w:rPr>
-          <w:rFonts w:hint="eastAsia"/>
-        </w:rPr>
-        <w:t>，分别编费诺码、香农码、</w:t>
-      </w:r>
-      <w:r>
-        <w:rPr>
-          <w:rFonts w:hint="eastAsia"/>
-        </w:rPr>
-        <w:t>huffman</w:t>
-      </w:r>
-      <w:r>
-        <w:rPr>
-          <w:rFonts w:hint="eastAsia"/>
-        </w:rPr>
-        <w:t>码，求平均码长和编码效率</w:t>
-      </w:r>
-    </w:p>
-    <w:p>
-      <w:pPr>
-        <w:rPr>
-          <w:rFonts w:hint="eastAsia"/>
-        </w:rPr>
-      </w:pPr>
-    </w:p>
-    <w:p>
-      <w:pPr>
-        <w:rPr>
-          <w:rFonts w:hint="eastAsia"/>
-        </w:rPr>
-      </w:pPr>
       <w:r>
         <w:rPr>
           <w:rFonts w:hint="eastAsia"/>
@@ -654,11 +559,6 @@
             <w:tcW w:w="2765" w:type="dxa"/>
           </w:tcPr>
           <w:p>
-            <w:pPr>
-              <w:rPr>
-                <w:rFonts w:hint="eastAsia"/>
-              </w:rPr>
-            </w:pPr>
             <w:r>
               <w:rPr>
                 <w:rFonts w:hint="eastAsia"/>
@@ -675,11 +575,6 @@
             <w:tcW w:w="2765" w:type="dxa"/>
           </w:tcPr>
           <w:p>
-            <w:pPr>
-              <w:rPr>
-                <w:rFonts w:hint="eastAsia"/>
-              </w:rPr>
-            </w:pPr>
             <w:r>
               <w:rPr>
                 <w:rFonts w:hint="eastAsia"/>
@@ -696,11 +591,6 @@
             <w:tcW w:w="2766" w:type="dxa"/>
           </w:tcPr>
           <w:p>
-            <w:pPr>
-              <w:rPr>
-                <w:rFonts w:hint="eastAsia"/>
-              </w:rPr>
-            </w:pPr>
             <w:r>
               <w:rPr>
                 <w:rFonts w:hint="eastAsia"/>
@@ -719,11 +609,6 @@
             <w:tcW w:w="2765" w:type="dxa"/>
           </w:tcPr>
           <w:p>
-            <w:pPr>
-              <w:rPr>
-                <w:rFonts w:hint="eastAsia"/>
-              </w:rPr>
-            </w:pPr>
             <w:r>
               <w:rPr>
                 <w:rFonts w:hint="eastAsia"/>
@@ -740,11 +625,6 @@
             <w:tcW w:w="2765" w:type="dxa"/>
           </w:tcPr>
           <w:p>
-            <w:pPr>
-              <w:rPr>
-                <w:rFonts w:hint="eastAsia"/>
-              </w:rPr>
-            </w:pPr>
             <w:r>
               <w:rPr>
                 <w:rFonts w:hint="eastAsia"/>
@@ -761,11 +641,6 @@
             <w:tcW w:w="2766" w:type="dxa"/>
           </w:tcPr>
           <w:p>
-            <w:pPr>
-              <w:rPr>
-                <w:rFonts w:hint="eastAsia"/>
-              </w:rPr>
-            </w:pPr>
             <w:r>
               <w:rPr>
                 <w:rFonts w:hint="eastAsia"/>
@@ -784,11 +659,6 @@
             <w:tcW w:w="2765" w:type="dxa"/>
           </w:tcPr>
           <w:p>
-            <w:pPr>
-              <w:rPr>
-                <w:rFonts w:hint="eastAsia"/>
-              </w:rPr>
-            </w:pPr>
             <w:r>
               <w:rPr>
                 <w:rFonts w:hint="eastAsia"/>
@@ -805,11 +675,6 @@
             <w:tcW w:w="2765" w:type="dxa"/>
           </w:tcPr>
           <w:p>
-            <w:pPr>
-              <w:rPr>
-                <w:rFonts w:hint="eastAsia"/>
-              </w:rPr>
-            </w:pPr>
             <w:r>
               <w:rPr>
                 <w:rFonts w:hint="eastAsia"/>
@@ -826,11 +691,6 @@
             <w:tcW w:w="2766" w:type="dxa"/>
           </w:tcPr>
           <w:p>
-            <w:pPr>
-              <w:rPr>
-                <w:rFonts w:hint="eastAsia"/>
-              </w:rPr>
-            </w:pPr>
             <w:r>
               <w:rPr>
                 <w:rFonts w:hint="eastAsia"/>
@@ -917,11 +777,6 @@
       </w:r>
     </w:p>
     <w:p>
-      <w:pPr>
-        <w:rPr>
-          <w:rFonts w:hint="eastAsia"/>
-        </w:rPr>
-      </w:pPr>
       <w:r>
         <w:rPr>
           <w:rFonts w:hint="eastAsia"/>
@@ -935,13 +790,7 @@
         <w:rPr>
           <w:rFonts w:hint="eastAsia"/>
         </w:rPr>
-        <w:t>已有的帧内和帧间预测方法有哪些，不足之处如何，给出新的预测方法，</w:t>
-      </w:r>
-      <w:r>
-        <w:rPr>
-          <w:rFonts w:hint="eastAsia"/>
-        </w:rPr>
-        <w:t>要求有新思路新想法</w:t>
+        <w:t>已有的帧内和帧间预测方法有哪些，不足之处如何，给出新的预测方法，要求有新思路新想法</w:t>
       </w:r>
     </w:p>
     <w:sectPr>
